--- a/Version Control.docx
+++ b/Version Control.docx
@@ -176,6 +176,7 @@
       </w:pPr>
       <w:r>
         <w:rPr>
+          <w:noProof/>
           <w:color w:val="FF0000"/>
         </w:rPr>
         <w:drawing>
@@ -223,6 +224,7 @@
       </w:pPr>
       <w:r>
         <w:rPr>
+          <w:noProof/>
           <w:color w:val="FF0000"/>
         </w:rPr>
         <w:lastRenderedPageBreak/>
@@ -264,16 +266,9 @@
       </w:r>
     </w:p>
     <w:p>
-      <w:pPr>
-        <w:rPr>
-          <w:rFonts w:ascii="Calibri Light" w:eastAsiaTheme="majorEastAsia" w:hAnsi="Calibri Light" w:cs="Calibri Light"/>
-          <w:color w:val="2F5496"/>
-          <w:sz w:val="32"/>
-          <w:szCs w:val="32"/>
-        </w:rPr>
-      </w:pPr>
       <w:r>
         <w:rPr>
+          <w:noProof/>
           <w:color w:val="FF0000"/>
         </w:rPr>
         <w:drawing>
@@ -312,6 +307,54 @@
           </wp:inline>
         </w:drawing>
       </w:r>
+    </w:p>
+    <w:p>
+      <w:pPr>
+        <w:rPr>
+          <w:rFonts w:ascii="Calibri Light" w:eastAsiaTheme="majorEastAsia" w:hAnsi="Calibri Light" w:cs="Calibri Light"/>
+          <w:color w:val="2F5496"/>
+          <w:sz w:val="32"/>
+          <w:szCs w:val="32"/>
+        </w:rPr>
+      </w:pPr>
+      <w:r>
+        <w:lastRenderedPageBreak/>
+        <w:drawing>
+          <wp:inline distT="0" distB="0" distL="0" distR="0" wp14:anchorId="04B4F316" wp14:editId="4D7DDCDE">
+            <wp:extent cx="5731510" cy="6185535"/>
+            <wp:effectExtent l="0" t="0" r="2540" b="5715"/>
+            <wp:docPr id="1270362349" name="Picture 1"/>
+            <wp:cNvGraphicFramePr>
+              <a:graphicFrameLocks xmlns:a="http://schemas.openxmlformats.org/drawingml/2006/main" noChangeAspect="1"/>
+            </wp:cNvGraphicFramePr>
+            <a:graphic xmlns:a="http://schemas.openxmlformats.org/drawingml/2006/main">
+              <a:graphicData uri="http://schemas.openxmlformats.org/drawingml/2006/picture">
+                <pic:pic xmlns:pic="http://schemas.openxmlformats.org/drawingml/2006/picture">
+                  <pic:nvPicPr>
+                    <pic:cNvPr id="1270362349" name=""/>
+                    <pic:cNvPicPr/>
+                  </pic:nvPicPr>
+                  <pic:blipFill>
+                    <a:blip r:embed="rId12"/>
+                    <a:stretch>
+                      <a:fillRect/>
+                    </a:stretch>
+                  </pic:blipFill>
+                  <pic:spPr>
+                    <a:xfrm>
+                      <a:off x="0" y="0"/>
+                      <a:ext cx="5731510" cy="6185535"/>
+                    </a:xfrm>
+                    <a:prstGeom prst="rect">
+                      <a:avLst/>
+                    </a:prstGeom>
+                  </pic:spPr>
+                </pic:pic>
+              </a:graphicData>
+            </a:graphic>
+          </wp:inline>
+        </w:drawing>
+      </w:r>
       <w:r>
         <w:br w:type="page"/>
       </w:r>
@@ -363,7 +406,7 @@
           </w:placeholder>
         </w:sdtPr>
         <w:sdtContent>
-          <w:hyperlink r:id="rId12" w:history="1">
+          <w:hyperlink r:id="rId13" w:history="1">
             <w:r>
               <w:rPr>
                 <w:rStyle w:val="Hyperlink"/>
@@ -493,6 +536,19 @@
             <w:t>Get the information from wherever this address leads”.</w:t>
           </w:r>
         </w:p>
+        <w:p>
+          <w:r>
+            <w:t xml:space="preserve">Also completely misunderstood the question and had to change some stuff. I was relating pointers too much to “Value Switches” from a game </w:t>
+          </w:r>
+          <w:proofErr w:type="gramStart"/>
+          <w:r>
+            <w:t>whose</w:t>
+          </w:r>
+          <w:proofErr w:type="gramEnd"/>
+          <w:r>
+            <w:t xml:space="preserve"> in-game scripting language i am familiar with and assumed that must be what the assessment was wanting of me. I have since fixed it up and left both functions in the code.</w:t>
+          </w:r>
+        </w:p>
       </w:sdtContent>
     </w:sdt>
     <w:p>
@@ -581,12 +637,12 @@
       </w:sdtContent>
     </w:sdt>
     <w:sectPr>
-      <w:headerReference w:type="even" r:id="rId13"/>
-      <w:headerReference w:type="default" r:id="rId14"/>
-      <w:footerReference w:type="even" r:id="rId15"/>
-      <w:footerReference w:type="default" r:id="rId16"/>
-      <w:headerReference w:type="first" r:id="rId17"/>
-      <w:footerReference w:type="first" r:id="rId18"/>
+      <w:headerReference w:type="even" r:id="rId14"/>
+      <w:headerReference w:type="default" r:id="rId15"/>
+      <w:footerReference w:type="even" r:id="rId16"/>
+      <w:footerReference w:type="default" r:id="rId17"/>
+      <w:headerReference w:type="first" r:id="rId18"/>
+      <w:footerReference w:type="first" r:id="rId19"/>
       <w:pgSz w:w="11906" w:h="16838"/>
       <w:pgMar w:top="1440" w:right="1440" w:bottom="1440" w:left="1440" w:header="170" w:footer="708" w:gutter="0"/>
       <w:cols w:space="708"/>
@@ -3159,11 +3215,13 @@
     <w:rsid w:val="000651ED"/>
     <w:rsid w:val="000C1AC7"/>
     <w:rsid w:val="0038413C"/>
+    <w:rsid w:val="0041282D"/>
     <w:rsid w:val="00610C97"/>
     <w:rsid w:val="006C4313"/>
     <w:rsid w:val="007B5075"/>
     <w:rsid w:val="00880BD6"/>
     <w:rsid w:val="008B0955"/>
+    <w:rsid w:val="008C6A11"/>
     <w:rsid w:val="00980631"/>
     <w:rsid w:val="00A33905"/>
     <w:rsid w:val="00A903A6"/>
